--- a/CÔNG TY TNHH LỢI KHÁCH/LoiKhach_ThayDoiDDPL/HoSo2_UyQuyen.docx
+++ b/CÔNG TY TNHH LỢI KHÁCH/LoiKhach_ThayDoiDDPL/HoSo2_UyQuyen.docx
@@ -102,95 +102,7 @@
           <w:sz w:val="26"/>
           <w:szCs w:val="26"/>
         </w:rPr>
-        <w:t xml:space="preserve">ngày </w:t>
-      </w:r>
-      <w:r>
-        <w:rPr>
-          <w:rFonts w:ascii="Times New Roman" w:hAnsi="Times New Roman" w:cs="Times New Roman"/>
-          <w:i/>
-          <w:iCs/>
-          <w:color w:val="000000" w:themeColor="text1"/>
-          <w:sz w:val="26"/>
-          <w:szCs w:val="26"/>
-        </w:rPr>
-        <w:t>1</w:t>
-      </w:r>
-      <w:r>
-        <w:rPr>
-          <w:rFonts w:ascii="Times New Roman" w:hAnsi="Times New Roman" w:cs="Times New Roman"/>
-          <w:i/>
-          <w:iCs/>
-          <w:color w:val="000000" w:themeColor="text1"/>
-          <w:sz w:val="26"/>
-          <w:szCs w:val="26"/>
-        </w:rPr>
-        <w:t>9</w:t>
-      </w:r>
-      <w:r>
-        <w:rPr>
-          <w:rFonts w:ascii="Times New Roman" w:hAnsi="Times New Roman" w:cs="Times New Roman"/>
-          <w:i/>
-          <w:iCs/>
-          <w:color w:val="000000" w:themeColor="text1"/>
-          <w:sz w:val="26"/>
-          <w:szCs w:val="26"/>
-        </w:rPr>
-        <w:t xml:space="preserve"> </w:t>
-      </w:r>
-      <w:r>
-        <w:rPr>
-          <w:rFonts w:ascii="Times New Roman" w:hAnsi="Times New Roman" w:cs="Times New Roman"/>
-          <w:i/>
-          <w:iCs/>
-          <w:color w:val="000000" w:themeColor="text1"/>
-          <w:sz w:val="26"/>
-          <w:szCs w:val="26"/>
-        </w:rPr>
-        <w:t xml:space="preserve">tháng </w:t>
-      </w:r>
-      <w:r>
-        <w:rPr>
-          <w:rFonts w:ascii="Times New Roman" w:hAnsi="Times New Roman" w:cs="Times New Roman"/>
-          <w:i/>
-          <w:iCs/>
-          <w:color w:val="000000" w:themeColor="text1"/>
-          <w:sz w:val="26"/>
-          <w:szCs w:val="26"/>
-        </w:rPr>
-        <w:t>6</w:t>
-      </w:r>
-      <w:r>
-        <w:rPr>
-          <w:rFonts w:ascii="Times New Roman" w:hAnsi="Times New Roman" w:cs="Times New Roman"/>
-          <w:i/>
-          <w:iCs/>
-          <w:color w:val="000000" w:themeColor="text1"/>
-          <w:sz w:val="26"/>
-          <w:szCs w:val="26"/>
-        </w:rPr>
-        <w:t xml:space="preserve"> </w:t>
-      </w:r>
-      <w:r>
-        <w:rPr>
-          <w:rFonts w:ascii="Times New Roman" w:hAnsi="Times New Roman" w:cs="Times New Roman"/>
-          <w:i/>
-          <w:iCs/>
-          <w:color w:val="000000" w:themeColor="text1"/>
-          <w:sz w:val="26"/>
-          <w:szCs w:val="26"/>
-        </w:rPr>
-        <w:t>năm 202</w:t>
-      </w:r>
-      <w:r>
-        <w:rPr>
-          <w:rFonts w:ascii="Times New Roman" w:hAnsi="Times New Roman" w:cs="Times New Roman"/>
-          <w:i/>
-          <w:iCs/>
-          <w:color w:val="000000" w:themeColor="text1"/>
-          <w:sz w:val="26"/>
-          <w:szCs w:val="26"/>
-        </w:rPr>
-        <w:t>6</w:t>
+        <w:t>ngày 24 tháng 06 năm 2026</w:t>
       </w:r>
     </w:p>
     <w:p>
@@ -312,7 +224,7 @@
           <w:szCs w:val="26"/>
           <w:lang w:eastAsia="zh-CN"/>
         </w:rPr>
-        <w:t>CÔNG TY TNHH TM - DV THIÊN VINH</w:t>
+        <w:t>CÔNG TY TNHH LỢI KHÁCH</w:t>
       </w:r>
     </w:p>
     <w:p>
@@ -352,16 +264,11 @@
       </w:r>
       <w:r>
         <w:rPr>
-          <w:rFonts w:ascii="Times New Roman" w:hAnsi="Times New Roman" w:cs="Times New Roman"/>
-          <w:b/>
-          <w:bCs/>
-          <w:color w:val="333E48"/>
-          <w:spacing w:val="-2"/>
-          <w:sz w:val="26"/>
-          <w:szCs w:val="26"/>
-          <w:shd w:val="clear" w:color="auto" w:fill="FFFFFF"/>
-        </w:rPr>
-        <w:t>3703127125</w:t>
+          <w:rFonts w:ascii="Times New Roman" w:eastAsia="Times New Roman" w:hAnsi="Times New Roman" w:cs="Times New Roman"/>
+          <w:sz w:val="24"/>
+          <w:szCs w:val="24"/>
+        </w:rPr>
+        <w:t>3703394561</w:t>
       </w:r>
     </w:p>
     <w:p>
@@ -442,10 +349,11 @@
       </w:r>
       <w:r>
         <w:rPr>
-          <w:rFonts w:ascii="Times New Roman" w:hAnsi="Times New Roman"/>
-          <w:sz w:val="25"/>
-        </w:rPr>
-        <w:t>LỘC LỤC MÚI</w:t>
+          <w:rFonts w:ascii="Times New Roman" w:eastAsia="Times New Roman" w:hAnsi="Times New Roman" w:cs="Times New Roman"/>
+          <w:sz w:val="24"/>
+          <w:szCs w:val="24"/>
+        </w:rPr>
+        <w:t>PHẠM THỊ THÚY ANH</w:t>
       </w:r>
       <w:r>
         <w:rPr>
@@ -493,7 +401,7 @@
           <w:sz w:val="26"/>
           <w:szCs w:val="26"/>
         </w:rPr>
-        <w:t>Chủ tịch công ty kiêm giám đốc</w:t>
+        <w:t>Chủ tịch công ty</w:t>
       </w:r>
       <w:r>
         <w:rPr>
@@ -512,7 +420,7 @@
           <w:szCs w:val="26"/>
           <w:lang w:eastAsia="zh-CN"/>
         </w:rPr>
-        <w:t>CÔNG TY TNHH TM - DV THIÊN VINH</w:t>
+        <w:t>CÔNG TY TNHH LỢI KHÁCH</w:t>
       </w:r>
     </w:p>
     <w:p>
@@ -553,13 +461,10 @@
       <w:r>
         <w:rPr>
           <w:rFonts w:ascii="Times New Roman" w:eastAsia="Times New Roman" w:hAnsi="Times New Roman" w:cs="Times New Roman"/>
-          <w:iCs/>
-          <w:color w:val="000000" w:themeColor="text1"/>
-          <w:sz w:val="26"/>
-          <w:szCs w:val="26"/>
-          <w:lang w:eastAsia="zh-CN"/>
-        </w:rPr>
-        <w:t>Số 360p, Khu Phố Bình Nhâm, Phường Lái Thiêu, Thành Phố Hồ Chí Minh</w:t>
+          <w:sz w:val="24"/>
+          <w:szCs w:val="24"/>
+        </w:rPr>
+        <w:t>Ấp Lô 15, Xã An Biên, Tỉnh An Giang, Việt Nam</w:t>
       </w:r>
     </w:p>
     <w:p>
@@ -580,17 +485,29 @@
           <w:rFonts w:ascii="Times New Roman" w:hAnsi="Times New Roman"/>
           <w:sz w:val="25"/>
         </w:rPr>
-        <w:t xml:space="preserve">Số điện thoại: 0394936396    Email: </w:t>
+        <w:t xml:space="preserve">Số điện thoại: </w:t>
       </w:r>
       <w:r>
         <w:rPr>
           <w:rFonts w:ascii="Times New Roman" w:hAnsi="Times New Roman"/>
           <w:sz w:val="25"/>
         </w:rPr>
-        <w:t>congtythienvinh@gmail.com</w:t>
-      </w:r>
-      <w:bookmarkStart w:id="0" w:name="_GoBack"/>
-      <w:bookmarkEnd w:id="0"/>
+        <w:t>0782 986 715</w:t>
+      </w:r>
+      <w:r>
+        <w:rPr>
+          <w:rFonts w:ascii="Times New Roman" w:hAnsi="Times New Roman"/>
+          <w:sz w:val="25"/>
+        </w:rPr>
+        <w:t xml:space="preserve">    Email: </w:t>
+      </w:r>
+      <w:r>
+        <w:rPr>
+          <w:rFonts w:ascii="Times New Roman" w:hAnsi="Times New Roman"/>
+          <w:sz w:val="25"/>
+        </w:rPr>
+        <w:t>congtyloikhach@gmail.com</w:t>
+      </w:r>
     </w:p>
     <w:p>
       <w:pPr>
@@ -1117,70 +1034,34 @@
           <w:sz w:val="26"/>
           <w:szCs w:val="26"/>
         </w:rPr>
-        <w:t xml:space="preserve"> ngày </w:t>
-      </w:r>
-      <w:r>
-        <w:rPr>
-          <w:rFonts w:ascii="Times New Roman" w:hAnsi="Times New Roman" w:cs="Times New Roman"/>
-          <w:color w:val="000000" w:themeColor="text1"/>
-          <w:sz w:val="26"/>
-          <w:szCs w:val="26"/>
-        </w:rPr>
-        <w:t>1</w:t>
-      </w:r>
-      <w:r>
-        <w:rPr>
-          <w:rFonts w:ascii="Times New Roman" w:hAnsi="Times New Roman" w:cs="Times New Roman"/>
-          <w:color w:val="000000" w:themeColor="text1"/>
-          <w:sz w:val="26"/>
-          <w:szCs w:val="26"/>
-        </w:rPr>
-        <w:t>9</w:t>
-      </w:r>
-      <w:r>
-        <w:rPr>
-          <w:rFonts w:ascii="Times New Roman" w:hAnsi="Times New Roman" w:cs="Times New Roman"/>
-          <w:color w:val="000000" w:themeColor="text1"/>
-          <w:sz w:val="26"/>
-          <w:szCs w:val="26"/>
-        </w:rPr>
-        <w:t>/</w:t>
-      </w:r>
-      <w:r>
-        <w:rPr>
-          <w:rFonts w:ascii="Times New Roman" w:hAnsi="Times New Roman" w:cs="Times New Roman"/>
-          <w:color w:val="000000" w:themeColor="text1"/>
-          <w:sz w:val="26"/>
-          <w:szCs w:val="26"/>
-        </w:rPr>
-        <w:t>6</w:t>
-      </w:r>
-      <w:r>
-        <w:rPr>
-          <w:rFonts w:ascii="Times New Roman" w:hAnsi="Times New Roman" w:cs="Times New Roman"/>
-          <w:color w:val="000000" w:themeColor="text1"/>
-          <w:sz w:val="26"/>
-          <w:szCs w:val="26"/>
-        </w:rPr>
-        <w:t>/202</w:t>
-      </w:r>
-      <w:r>
-        <w:rPr>
-          <w:rFonts w:ascii="Times New Roman" w:hAnsi="Times New Roman" w:cs="Times New Roman"/>
-          <w:color w:val="000000" w:themeColor="text1"/>
-          <w:sz w:val="26"/>
-          <w:szCs w:val="26"/>
-        </w:rPr>
-        <w:t>6</w:t>
-      </w:r>
-      <w:r>
-        <w:rPr>
-          <w:rFonts w:ascii="Times New Roman" w:hAnsi="Times New Roman" w:cs="Times New Roman"/>
-          <w:color w:val="000000" w:themeColor="text1"/>
-          <w:sz w:val="26"/>
-          <w:szCs w:val="26"/>
-        </w:rPr>
-        <w:t xml:space="preserve"> cho đến khi công việc được hoàn tất./. </w:t>
+        <w:t xml:space="preserve"> </w:t>
+      </w:r>
+      <w:r>
+        <w:rPr>
+          <w:rFonts w:ascii="Times New Roman" w:hAnsi="Times New Roman" w:cs="Times New Roman"/>
+          <w:color w:val="000000" w:themeColor="text1"/>
+          <w:sz w:val="26"/>
+          <w:szCs w:val="26"/>
+        </w:rPr>
+        <w:t>ngày 24 tháng 06 năm 2026</w:t>
+      </w:r>
+      <w:r>
+        <w:rPr>
+          <w:rFonts w:ascii="Times New Roman" w:hAnsi="Times New Roman" w:cs="Times New Roman"/>
+          <w:color w:val="000000" w:themeColor="text1"/>
+          <w:sz w:val="26"/>
+          <w:szCs w:val="26"/>
+        </w:rPr>
+        <w:t xml:space="preserve"> </w:t>
+      </w:r>
+      <w:r>
+        <w:rPr>
+          <w:rFonts w:ascii="Times New Roman" w:hAnsi="Times New Roman" w:cs="Times New Roman"/>
+          <w:color w:val="000000" w:themeColor="text1"/>
+          <w:sz w:val="26"/>
+          <w:szCs w:val="26"/>
+        </w:rPr>
+        <w:t xml:space="preserve">cho đến khi công việc được hoàn tất./. </w:t>
       </w:r>
     </w:p>
     <w:p>
@@ -1251,14 +1132,13 @@
       <w:r>
         <w:rPr>
           <w:rFonts w:ascii="Times New Roman" w:eastAsia="Times New Roman" w:hAnsi="Times New Roman" w:cs="Times New Roman"/>
-          <w:b/>
-          <w:color w:val="000000" w:themeColor="text1"/>
-          <w:sz w:val="26"/>
-          <w:szCs w:val="26"/>
-          <w:lang w:eastAsia="zh-CN"/>
-        </w:rPr>
-        <w:t>LỘC LỤC MÚI</w:t>
-      </w:r>
+          <w:sz w:val="24"/>
+          <w:szCs w:val="24"/>
+        </w:rPr>
+        <w:t>PHẠM THỊ THÚY ANH</w:t>
+      </w:r>
+      <w:bookmarkStart w:id="0" w:name="_GoBack"/>
+      <w:bookmarkEnd w:id="0"/>
     </w:p>
     <w:sectPr>
       <w:pgSz w:w="12240" w:h="15840"/>
